--- a/ashrafkhamis-resume.docx
+++ b/ashrafkhamis-resume.docx
@@ -1,6 +1,6 @@
 
 <file path=word/document.xml><?xml version="1.0" encoding="utf-8"?>
-<w:document xmlns:wpc="http://schemas.microsoft.com/office/word/2010/wordprocessingCanvas" xmlns:cx="http://schemas.microsoft.com/office/drawing/2014/chartex" xmlns:cx1="http://schemas.microsoft.com/office/drawing/2015/9/8/chartex" xmlns:cx2="http://schemas.microsoft.com/office/drawing/2015/10/21/chartex" xmlns:cx3="http://schemas.microsoft.com/office/drawing/2016/5/9/chartex" xmlns:cx4="http://schemas.microsoft.com/office/drawing/2016/5/10/chartex" xmlns:cx5="http://schemas.microsoft.com/office/drawing/2016/5/11/chartex" xmlns:cx6="http://schemas.microsoft.com/office/drawing/2016/5/12/chartex" xmlns:cx7="http://schemas.microsoft.com/office/drawing/2016/5/13/chartex" xmlns:cx8="http://schemas.microsoft.com/office/drawing/2016/5/14/chartex" xmlns:mc="http://schemas.openxmlformats.org/markup-compatibility/2006" xmlns:aink="http://schemas.microsoft.com/office/drawing/2016/ink" xmlns:am3d="http://schemas.microsoft.com/office/drawing/2017/model3d" xmlns:o="urn:schemas-microsoft-com:office:office" xmlns:oel="http://schemas.microsoft.com/office/2019/extlst" xmlns:r="http://schemas.openxmlformats.org/officeDocument/2006/relationships" xmlns:m="http://schemas.openxmlformats.org/officeDocument/2006/math" xmlns:v="urn:schemas-microsoft-com:vml" xmlns:wp14="http://schemas.microsoft.com/office/word/2010/wordprocessingDrawing" xmlns:wp="http://schemas.openxmlformats.org/drawingml/2006/wordprocessingDrawing" xmlns:w10="urn:schemas-microsoft-com:office:word" xmlns:w="http://schemas.openxmlformats.org/wordprocessingml/2006/main" xmlns:w14="http://schemas.microsoft.com/office/word/2010/wordml" xmlns:w15="http://schemas.microsoft.com/office/word/2012/wordml" xmlns:w16cex="http://schemas.microsoft.com/office/word/2018/wordml/cex" xmlns:w16cid="http://schemas.microsoft.com/office/word/2016/wordml/cid" xmlns:w16="http://schemas.microsoft.com/office/word/2018/wordml" xmlns:w16du="http://schemas.microsoft.com/office/word/2023/wordml/word16du" xmlns:w16sdtdh="http://schemas.microsoft.com/office/word/2020/wordml/sdtdatahash" xmlns:w16se="http://schemas.microsoft.com/office/word/2015/wordml/symex" xmlns:wpg="http://schemas.microsoft.com/office/word/2010/wordprocessingGroup" xmlns:wpi="http://schemas.microsoft.com/office/word/2010/wordprocessingInk" xmlns:wne="http://schemas.microsoft.com/office/word/2006/wordml" xmlns:wps="http://schemas.microsoft.com/office/word/2010/wordprocessingShape" mc:Ignorable="w14 w15 w16se w16cid w16 w16cex w16sdtdh w16du wp14">
+<w:document xmlns:wpc="http://schemas.microsoft.com/office/word/2010/wordprocessingCanvas" xmlns:cx="http://schemas.microsoft.com/office/drawing/2014/chartex" xmlns:cx1="http://schemas.microsoft.com/office/drawing/2015/9/8/chartex" xmlns:cx2="http://schemas.microsoft.com/office/drawing/2015/10/21/chartex" xmlns:cx3="http://schemas.microsoft.com/office/drawing/2016/5/9/chartex" xmlns:cx4="http://schemas.microsoft.com/office/drawing/2016/5/10/chartex" xmlns:cx5="http://schemas.microsoft.com/office/drawing/2016/5/11/chartex" xmlns:cx6="http://schemas.microsoft.com/office/drawing/2016/5/12/chartex" xmlns:cx7="http://schemas.microsoft.com/office/drawing/2016/5/13/chartex" xmlns:cx8="http://schemas.microsoft.com/office/drawing/2016/5/14/chartex" xmlns:mc="http://schemas.openxmlformats.org/markup-compatibility/2006" xmlns:aink="http://schemas.microsoft.com/office/drawing/2016/ink" xmlns:am3d="http://schemas.microsoft.com/office/drawing/2017/model3d" xmlns:o="urn:schemas-microsoft-com:office:office" xmlns:oel="http://schemas.microsoft.com/office/2019/extlst" xmlns:r="http://schemas.openxmlformats.org/officeDocument/2006/relationships" xmlns:m="http://schemas.openxmlformats.org/officeDocument/2006/math" xmlns:v="urn:schemas-microsoft-com:vml" xmlns:wp14="http://schemas.microsoft.com/office/word/2010/wordprocessingDrawing" xmlns:wp="http://schemas.openxmlformats.org/drawingml/2006/wordprocessingDrawing" xmlns:w10="urn:schemas-microsoft-com:office:word" xmlns:w="http://schemas.openxmlformats.org/wordprocessingml/2006/main" xmlns:w14="http://schemas.microsoft.com/office/word/2010/wordml" xmlns:w15="http://schemas.microsoft.com/office/word/2012/wordml" xmlns:w16cex="http://schemas.microsoft.com/office/word/2018/wordml/cex" xmlns:w16cid="http://schemas.microsoft.com/office/word/2016/wordml/cid" xmlns:w16="http://schemas.microsoft.com/office/word/2018/wordml" xmlns:w16du="http://schemas.microsoft.com/office/word/2023/wordml/word16du" xmlns:w16sdtdh="http://schemas.microsoft.com/office/word/2020/wordml/sdtdatahash" xmlns:w16sdtfl="http://schemas.microsoft.com/office/word/2024/wordml/sdtformatlock" xmlns:w16se="http://schemas.microsoft.com/office/word/2015/wordml/symex" xmlns:wpg="http://schemas.microsoft.com/office/word/2010/wordprocessingGroup" xmlns:wpi="http://schemas.microsoft.com/office/word/2010/wordprocessingInk" xmlns:wne="http://schemas.microsoft.com/office/word/2006/wordml" xmlns:wps="http://schemas.microsoft.com/office/word/2010/wordprocessingShape" mc:Ignorable="w14 w15 w16se w16cid w16 w16cex w16sdtdh w16sdtfl w16du wp14">
   <w:body>
     <w:p>
       <w:pPr>
@@ -266,12 +266,6 @@
               <w:t xml:space="preserve"> </w:t>
             </w:r>
             <w:r>
-              <w:t>t</w:t>
-            </w:r>
-            <w:r>
-              <w:t xml:space="preserve">he </w:t>
-            </w:r>
-            <w:r>
               <w:t>i</w:t>
             </w:r>
             <w:r>
@@ -287,9 +281,6 @@
               <w:t>e</w:t>
             </w:r>
             <w:r>
-              <w:t xml:space="preserve"> for documentation</w:t>
-            </w:r>
-            <w:r>
               <w:t xml:space="preserve"> </w:t>
             </w:r>
             <w:r>
@@ -311,10 +302,13 @@
               <w:t xml:space="preserve"> </w:t>
             </w:r>
             <w:r>
-              <w:t xml:space="preserve">content </w:t>
-            </w:r>
-            <w:r>
-              <w:t>into standard topic types</w:t>
+              <w:t>content into</w:t>
+            </w:r>
+            <w:r>
+              <w:t xml:space="preserve"> </w:t>
+            </w:r>
+            <w:r>
+              <w:t>standard topic types</w:t>
             </w:r>
           </w:p>
           <w:p>
@@ -322,19 +316,69 @@
               <w:pStyle w:val="ListParagraph"/>
             </w:pPr>
             <w:r>
-              <w:t>C</w:t>
-            </w:r>
-            <w:r>
-              <w:t>reate</w:t>
-            </w:r>
-            <w:r>
-              <w:t xml:space="preserve"> and improve</w:t>
-            </w:r>
-            <w:r>
-              <w:t xml:space="preserve"> user interface text </w:t>
-            </w:r>
-            <w:r>
-              <w:t>and o</w:t>
+              <w:t>A</w:t>
+            </w:r>
+            <w:r>
+              <w:t>dopt</w:t>
+            </w:r>
+            <w:r>
+              <w:t xml:space="preserve"> </w:t>
+            </w:r>
+            <w:r>
+              <w:t>AI-assiste</w:t>
+            </w:r>
+            <w:r>
+              <w:t>d</w:t>
+            </w:r>
+            <w:r>
+              <w:t xml:space="preserve"> workflow</w:t>
+            </w:r>
+            <w:r>
+              <w:t>s</w:t>
+            </w:r>
+            <w:r>
+              <w:t xml:space="preserve"> </w:t>
+            </w:r>
+            <w:r>
+              <w:t>t</w:t>
+            </w:r>
+            <w:r>
+              <w:t xml:space="preserve">o </w:t>
+            </w:r>
+            <w:r>
+              <w:t>b</w:t>
+            </w:r>
+            <w:r>
+              <w:t>oost</w:t>
+            </w:r>
+            <w:r>
+              <w:t xml:space="preserve"> </w:t>
+            </w:r>
+            <w:r>
+              <w:t>documentation</w:t>
+            </w:r>
+            <w:r>
+              <w:t xml:space="preserve"> </w:t>
+            </w:r>
+            <w:r>
+              <w:t>c</w:t>
+            </w:r>
+            <w:r>
+              <w:t xml:space="preserve">overage and </w:t>
+            </w:r>
+            <w:r>
+              <w:t>c</w:t>
+            </w:r>
+            <w:r>
+              <w:t>onsistency</w:t>
+            </w:r>
+          </w:p>
+          <w:p>
+            <w:pPr>
+              <w:pStyle w:val="ListParagraph"/>
+            </w:pPr>
+            <w:r>
+              <w:t>Create and improve user interface text and o</w:t>
             </w:r>
             <w:r>
               <w:t xml:space="preserve">ptimize </w:t>
@@ -454,7 +498,37 @@
               <w:t>ied</w:t>
             </w:r>
             <w:r>
-              <w:t xml:space="preserve"> API reference documentation, developer tutorials, and release notes for open-source software</w:t>
+              <w:t xml:space="preserve"> API reference documentation, developer tutorials, and release notes for </w:t>
+            </w:r>
+            <w:r>
+              <w:t>o</w:t>
+            </w:r>
+            <w:r>
+              <w:t>pe</w:t>
+            </w:r>
+            <w:r>
+              <w:t>n</w:t>
+            </w:r>
+            <w:r>
+              <w:t>-</w:t>
+            </w:r>
+            <w:r>
+              <w:t>sourc</w:t>
+            </w:r>
+            <w:r>
+              <w:t>e</w:t>
+            </w:r>
+            <w:r>
+              <w:t xml:space="preserve"> </w:t>
+            </w:r>
+            <w:r>
+              <w:t>s</w:t>
+            </w:r>
+            <w:r>
+              <w:t>oftwar</w:t>
+            </w:r>
+            <w:r>
+              <w:t>e</w:t>
             </w:r>
           </w:p>
           <w:p>
@@ -1082,10 +1156,46 @@
           </w:tcPr>
           <w:p>
             <w:r>
-              <w:t>Java, HTML, XML, CSS, YAML</w:t>
+              <w:t>Python, J</w:t>
+            </w:r>
+            <w:r>
+              <w:t xml:space="preserve">ava, </w:t>
+            </w:r>
+            <w:r>
+              <w:t>R</w:t>
+            </w:r>
+            <w:r>
+              <w:t xml:space="preserve">uby, </w:t>
+            </w:r>
+            <w:r>
+              <w:t>JavaScript</w:t>
             </w:r>
             <w:r>
               <w:t xml:space="preserve">, </w:t>
+            </w:r>
+            <w:r>
+              <w:t>HTML,</w:t>
+            </w:r>
+            <w:r>
+              <w:t xml:space="preserve"> </w:t>
+            </w:r>
+            <w:r>
+              <w:t xml:space="preserve">CSS, </w:t>
+            </w:r>
+            <w:r>
+              <w:t>XML,</w:t>
+            </w:r>
+            <w:r>
+              <w:t xml:space="preserve"> </w:t>
+            </w:r>
+            <w:r>
+              <w:t>YAML</w:t>
+            </w:r>
+            <w:r>
+              <w:t>,</w:t>
+            </w:r>
+            <w:r>
+              <w:t xml:space="preserve"> </w:t>
             </w:r>
             <w:r>
               <w:t>Zsh</w:t>
@@ -1155,6 +1265,12 @@
               </w:rPr>
               <w:t>Workflow</w:t>
             </w:r>
+            <w:r>
+              <w:rPr>
+                <w:rStyle w:val="Strong"/>
+              </w:rPr>
+              <w:t>s</w:t>
+            </w:r>
           </w:p>
         </w:tc>
         <w:tc>
@@ -1178,7 +1294,22 @@
               <w:t>AsciiDoc</w:t>
             </w:r>
             <w:r>
-              <w:t>, Hugo/Nanoc/Antora</w:t>
+              <w:t>, Hugo/Antora</w:t>
+            </w:r>
+            <w:r>
+              <w:t>)</w:t>
+            </w:r>
+            <w:r>
+              <w:t>,</w:t>
+            </w:r>
+            <w:r>
+              <w:t xml:space="preserve"> </w:t>
+            </w:r>
+            <w:r>
+              <w:t>AI (</w:t>
+            </w:r>
+            <w:r>
+              <w:t>Claude/ChatGPT</w:t>
             </w:r>
             <w:r>
               <w:t>)</w:t>
@@ -1466,7 +1597,7 @@
 </file>
 
 <file path=word/endnotes.xml><?xml version="1.0" encoding="utf-8"?>
-<w:endnotes xmlns:wpc="http://schemas.microsoft.com/office/word/2010/wordprocessingCanvas" xmlns:cx="http://schemas.microsoft.com/office/drawing/2014/chartex" xmlns:cx1="http://schemas.microsoft.com/office/drawing/2015/9/8/chartex" xmlns:cx2="http://schemas.microsoft.com/office/drawing/2015/10/21/chartex" xmlns:cx3="http://schemas.microsoft.com/office/drawing/2016/5/9/chartex" xmlns:cx4="http://schemas.microsoft.com/office/drawing/2016/5/10/chartex" xmlns:cx5="http://schemas.microsoft.com/office/drawing/2016/5/11/chartex" xmlns:cx6="http://schemas.microsoft.com/office/drawing/2016/5/12/chartex" xmlns:cx7="http://schemas.microsoft.com/office/drawing/2016/5/13/chartex" xmlns:cx8="http://schemas.microsoft.com/office/drawing/2016/5/14/chartex" xmlns:mc="http://schemas.openxmlformats.org/markup-compatibility/2006" xmlns:aink="http://schemas.microsoft.com/office/drawing/2016/ink" xmlns:am3d="http://schemas.microsoft.com/office/drawing/2017/model3d" xmlns:o="urn:schemas-microsoft-com:office:office" xmlns:oel="http://schemas.microsoft.com/office/2019/extlst" xmlns:r="http://schemas.openxmlformats.org/officeDocument/2006/relationships" xmlns:m="http://schemas.openxmlformats.org/officeDocument/2006/math" xmlns:v="urn:schemas-microsoft-com:vml" xmlns:wp14="http://schemas.microsoft.com/office/word/2010/wordprocessingDrawing" xmlns:wp="http://schemas.openxmlformats.org/drawingml/2006/wordprocessingDrawing" xmlns:w10="urn:schemas-microsoft-com:office:word" xmlns:w="http://schemas.openxmlformats.org/wordprocessingml/2006/main" xmlns:w14="http://schemas.microsoft.com/office/word/2010/wordml" xmlns:w15="http://schemas.microsoft.com/office/word/2012/wordml" xmlns:w16cex="http://schemas.microsoft.com/office/word/2018/wordml/cex" xmlns:w16cid="http://schemas.microsoft.com/office/word/2016/wordml/cid" xmlns:w16="http://schemas.microsoft.com/office/word/2018/wordml" xmlns:w16du="http://schemas.microsoft.com/office/word/2023/wordml/word16du" xmlns:w16sdtdh="http://schemas.microsoft.com/office/word/2020/wordml/sdtdatahash" xmlns:w16se="http://schemas.microsoft.com/office/word/2015/wordml/symex" xmlns:wpg="http://schemas.microsoft.com/office/word/2010/wordprocessingGroup" xmlns:wpi="http://schemas.microsoft.com/office/word/2010/wordprocessingInk" xmlns:wne="http://schemas.microsoft.com/office/word/2006/wordml" xmlns:wps="http://schemas.microsoft.com/office/word/2010/wordprocessingShape" mc:Ignorable="w14 w15 w16se w16cid w16 w16cex w16sdtdh w16du wp14">
+<w:endnotes xmlns:wpc="http://schemas.microsoft.com/office/word/2010/wordprocessingCanvas" xmlns:cx="http://schemas.microsoft.com/office/drawing/2014/chartex" xmlns:cx1="http://schemas.microsoft.com/office/drawing/2015/9/8/chartex" xmlns:cx2="http://schemas.microsoft.com/office/drawing/2015/10/21/chartex" xmlns:cx3="http://schemas.microsoft.com/office/drawing/2016/5/9/chartex" xmlns:cx4="http://schemas.microsoft.com/office/drawing/2016/5/10/chartex" xmlns:cx5="http://schemas.microsoft.com/office/drawing/2016/5/11/chartex" xmlns:cx6="http://schemas.microsoft.com/office/drawing/2016/5/12/chartex" xmlns:cx7="http://schemas.microsoft.com/office/drawing/2016/5/13/chartex" xmlns:cx8="http://schemas.microsoft.com/office/drawing/2016/5/14/chartex" xmlns:mc="http://schemas.openxmlformats.org/markup-compatibility/2006" xmlns:aink="http://schemas.microsoft.com/office/drawing/2016/ink" xmlns:am3d="http://schemas.microsoft.com/office/drawing/2017/model3d" xmlns:o="urn:schemas-microsoft-com:office:office" xmlns:oel="http://schemas.microsoft.com/office/2019/extlst" xmlns:r="http://schemas.openxmlformats.org/officeDocument/2006/relationships" xmlns:m="http://schemas.openxmlformats.org/officeDocument/2006/math" xmlns:v="urn:schemas-microsoft-com:vml" xmlns:wp14="http://schemas.microsoft.com/office/word/2010/wordprocessingDrawing" xmlns:wp="http://schemas.openxmlformats.org/drawingml/2006/wordprocessingDrawing" xmlns:w10="urn:schemas-microsoft-com:office:word" xmlns:w="http://schemas.openxmlformats.org/wordprocessingml/2006/main" xmlns:w14="http://schemas.microsoft.com/office/word/2010/wordml" xmlns:w15="http://schemas.microsoft.com/office/word/2012/wordml" xmlns:w16cex="http://schemas.microsoft.com/office/word/2018/wordml/cex" xmlns:w16cid="http://schemas.microsoft.com/office/word/2016/wordml/cid" xmlns:w16="http://schemas.microsoft.com/office/word/2018/wordml" xmlns:w16du="http://schemas.microsoft.com/office/word/2023/wordml/word16du" xmlns:w16sdtdh="http://schemas.microsoft.com/office/word/2020/wordml/sdtdatahash" xmlns:w16sdtfl="http://schemas.microsoft.com/office/word/2024/wordml/sdtformatlock" xmlns:w16se="http://schemas.microsoft.com/office/word/2015/wordml/symex" xmlns:wpg="http://schemas.microsoft.com/office/word/2010/wordprocessingGroup" xmlns:wpi="http://schemas.microsoft.com/office/word/2010/wordprocessingInk" xmlns:wne="http://schemas.microsoft.com/office/word/2006/wordml" xmlns:wps="http://schemas.microsoft.com/office/word/2010/wordprocessingShape" mc:Ignorable="w14 w15 w16se w16cid w16 w16cex w16sdtdh w16sdtfl w16du wp14">
   <w:endnote w:type="separator" w:id="-1">
     <w:p>
       <w:pPr>
@@ -1497,7 +1628,7 @@
 </file>
 
 <file path=word/footer1.xml><?xml version="1.0" encoding="utf-8"?>
-<w:ftr xmlns:wpc="http://schemas.microsoft.com/office/word/2010/wordprocessingCanvas" xmlns:cx="http://schemas.microsoft.com/office/drawing/2014/chartex" xmlns:cx1="http://schemas.microsoft.com/office/drawing/2015/9/8/chartex" xmlns:cx2="http://schemas.microsoft.com/office/drawing/2015/10/21/chartex" xmlns:cx3="http://schemas.microsoft.com/office/drawing/2016/5/9/chartex" xmlns:cx4="http://schemas.microsoft.com/office/drawing/2016/5/10/chartex" xmlns:cx5="http://schemas.microsoft.com/office/drawing/2016/5/11/chartex" xmlns:cx6="http://schemas.microsoft.com/office/drawing/2016/5/12/chartex" xmlns:cx7="http://schemas.microsoft.com/office/drawing/2016/5/13/chartex" xmlns:cx8="http://schemas.microsoft.com/office/drawing/2016/5/14/chartex" xmlns:mc="http://schemas.openxmlformats.org/markup-compatibility/2006" xmlns:aink="http://schemas.microsoft.com/office/drawing/2016/ink" xmlns:am3d="http://schemas.microsoft.com/office/drawing/2017/model3d" xmlns:o="urn:schemas-microsoft-com:office:office" xmlns:oel="http://schemas.microsoft.com/office/2019/extlst" xmlns:r="http://schemas.openxmlformats.org/officeDocument/2006/relationships" xmlns:m="http://schemas.openxmlformats.org/officeDocument/2006/math" xmlns:v="urn:schemas-microsoft-com:vml" xmlns:wp14="http://schemas.microsoft.com/office/word/2010/wordprocessingDrawing" xmlns:wp="http://schemas.openxmlformats.org/drawingml/2006/wordprocessingDrawing" xmlns:w10="urn:schemas-microsoft-com:office:word" xmlns:w="http://schemas.openxmlformats.org/wordprocessingml/2006/main" xmlns:w14="http://schemas.microsoft.com/office/word/2010/wordml" xmlns:w15="http://schemas.microsoft.com/office/word/2012/wordml" xmlns:w16cex="http://schemas.microsoft.com/office/word/2018/wordml/cex" xmlns:w16cid="http://schemas.microsoft.com/office/word/2016/wordml/cid" xmlns:w16="http://schemas.microsoft.com/office/word/2018/wordml" xmlns:w16du="http://schemas.microsoft.com/office/word/2023/wordml/word16du" xmlns:w16sdtdh="http://schemas.microsoft.com/office/word/2020/wordml/sdtdatahash" xmlns:w16se="http://schemas.microsoft.com/office/word/2015/wordml/symex" xmlns:wpg="http://schemas.microsoft.com/office/word/2010/wordprocessingGroup" xmlns:wpi="http://schemas.microsoft.com/office/word/2010/wordprocessingInk" xmlns:wne="http://schemas.microsoft.com/office/word/2006/wordml" xmlns:wps="http://schemas.microsoft.com/office/word/2010/wordprocessingShape" mc:Ignorable="w14 w15 w16se w16cid w16 w16cex w16sdtdh w16du wp14">
+<w:ftr xmlns:wpc="http://schemas.microsoft.com/office/word/2010/wordprocessingCanvas" xmlns:cx="http://schemas.microsoft.com/office/drawing/2014/chartex" xmlns:cx1="http://schemas.microsoft.com/office/drawing/2015/9/8/chartex" xmlns:cx2="http://schemas.microsoft.com/office/drawing/2015/10/21/chartex" xmlns:cx3="http://schemas.microsoft.com/office/drawing/2016/5/9/chartex" xmlns:cx4="http://schemas.microsoft.com/office/drawing/2016/5/10/chartex" xmlns:cx5="http://schemas.microsoft.com/office/drawing/2016/5/11/chartex" xmlns:cx6="http://schemas.microsoft.com/office/drawing/2016/5/12/chartex" xmlns:cx7="http://schemas.microsoft.com/office/drawing/2016/5/13/chartex" xmlns:cx8="http://schemas.microsoft.com/office/drawing/2016/5/14/chartex" xmlns:mc="http://schemas.openxmlformats.org/markup-compatibility/2006" xmlns:aink="http://schemas.microsoft.com/office/drawing/2016/ink" xmlns:am3d="http://schemas.microsoft.com/office/drawing/2017/model3d" xmlns:o="urn:schemas-microsoft-com:office:office" xmlns:oel="http://schemas.microsoft.com/office/2019/extlst" xmlns:r="http://schemas.openxmlformats.org/officeDocument/2006/relationships" xmlns:m="http://schemas.openxmlformats.org/officeDocument/2006/math" xmlns:v="urn:schemas-microsoft-com:vml" xmlns:wp14="http://schemas.microsoft.com/office/word/2010/wordprocessingDrawing" xmlns:wp="http://schemas.openxmlformats.org/drawingml/2006/wordprocessingDrawing" xmlns:w10="urn:schemas-microsoft-com:office:word" xmlns:w="http://schemas.openxmlformats.org/wordprocessingml/2006/main" xmlns:w14="http://schemas.microsoft.com/office/word/2010/wordml" xmlns:w15="http://schemas.microsoft.com/office/word/2012/wordml" xmlns:w16cex="http://schemas.microsoft.com/office/word/2018/wordml/cex" xmlns:w16cid="http://schemas.microsoft.com/office/word/2016/wordml/cid" xmlns:w16="http://schemas.microsoft.com/office/word/2018/wordml" xmlns:w16du="http://schemas.microsoft.com/office/word/2023/wordml/word16du" xmlns:w16sdtdh="http://schemas.microsoft.com/office/word/2020/wordml/sdtdatahash" xmlns:w16sdtfl="http://schemas.microsoft.com/office/word/2024/wordml/sdtformatlock" xmlns:w16se="http://schemas.microsoft.com/office/word/2015/wordml/symex" xmlns:wpg="http://schemas.microsoft.com/office/word/2010/wordprocessingGroup" xmlns:wpi="http://schemas.microsoft.com/office/word/2010/wordprocessingInk" xmlns:wne="http://schemas.microsoft.com/office/word/2006/wordml" xmlns:wps="http://schemas.microsoft.com/office/word/2010/wordprocessingShape" mc:Ignorable="w14 w15 w16se w16cid w16 w16cex w16sdtdh w16sdtfl w16du wp14">
   <w:sdt>
     <w:sdtPr>
       <w:id w:val="-1643959267"/>
@@ -1552,7 +1683,7 @@
 </file>
 
 <file path=word/footnotes.xml><?xml version="1.0" encoding="utf-8"?>
-<w:footnotes xmlns:wpc="http://schemas.microsoft.com/office/word/2010/wordprocessingCanvas" xmlns:cx="http://schemas.microsoft.com/office/drawing/2014/chartex" xmlns:cx1="http://schemas.microsoft.com/office/drawing/2015/9/8/chartex" xmlns:cx2="http://schemas.microsoft.com/office/drawing/2015/10/21/chartex" xmlns:cx3="http://schemas.microsoft.com/office/drawing/2016/5/9/chartex" xmlns:cx4="http://schemas.microsoft.com/office/drawing/2016/5/10/chartex" xmlns:cx5="http://schemas.microsoft.com/office/drawing/2016/5/11/chartex" xmlns:cx6="http://schemas.microsoft.com/office/drawing/2016/5/12/chartex" xmlns:cx7="http://schemas.microsoft.com/office/drawing/2016/5/13/chartex" xmlns:cx8="http://schemas.microsoft.com/office/drawing/2016/5/14/chartex" xmlns:mc="http://schemas.openxmlformats.org/markup-compatibility/2006" xmlns:aink="http://schemas.microsoft.com/office/drawing/2016/ink" xmlns:am3d="http://schemas.microsoft.com/office/drawing/2017/model3d" xmlns:o="urn:schemas-microsoft-com:office:office" xmlns:oel="http://schemas.microsoft.com/office/2019/extlst" xmlns:r="http://schemas.openxmlformats.org/officeDocument/2006/relationships" xmlns:m="http://schemas.openxmlformats.org/officeDocument/2006/math" xmlns:v="urn:schemas-microsoft-com:vml" xmlns:wp14="http://schemas.microsoft.com/office/word/2010/wordprocessingDrawing" xmlns:wp="http://schemas.openxmlformats.org/drawingml/2006/wordprocessingDrawing" xmlns:w10="urn:schemas-microsoft-com:office:word" xmlns:w="http://schemas.openxmlformats.org/wordprocessingml/2006/main" xmlns:w14="http://schemas.microsoft.com/office/word/2010/wordml" xmlns:w15="http://schemas.microsoft.com/office/word/2012/wordml" xmlns:w16cex="http://schemas.microsoft.com/office/word/2018/wordml/cex" xmlns:w16cid="http://schemas.microsoft.com/office/word/2016/wordml/cid" xmlns:w16="http://schemas.microsoft.com/office/word/2018/wordml" xmlns:w16du="http://schemas.microsoft.com/office/word/2023/wordml/word16du" xmlns:w16sdtdh="http://schemas.microsoft.com/office/word/2020/wordml/sdtdatahash" xmlns:w16se="http://schemas.microsoft.com/office/word/2015/wordml/symex" xmlns:wpg="http://schemas.microsoft.com/office/word/2010/wordprocessingGroup" xmlns:wpi="http://schemas.microsoft.com/office/word/2010/wordprocessingInk" xmlns:wne="http://schemas.microsoft.com/office/word/2006/wordml" xmlns:wps="http://schemas.microsoft.com/office/word/2010/wordprocessingShape" mc:Ignorable="w14 w15 w16se w16cid w16 w16cex w16sdtdh w16du wp14">
+<w:footnotes xmlns:wpc="http://schemas.microsoft.com/office/word/2010/wordprocessingCanvas" xmlns:cx="http://schemas.microsoft.com/office/drawing/2014/chartex" xmlns:cx1="http://schemas.microsoft.com/office/drawing/2015/9/8/chartex" xmlns:cx2="http://schemas.microsoft.com/office/drawing/2015/10/21/chartex" xmlns:cx3="http://schemas.microsoft.com/office/drawing/2016/5/9/chartex" xmlns:cx4="http://schemas.microsoft.com/office/drawing/2016/5/10/chartex" xmlns:cx5="http://schemas.microsoft.com/office/drawing/2016/5/11/chartex" xmlns:cx6="http://schemas.microsoft.com/office/drawing/2016/5/12/chartex" xmlns:cx7="http://schemas.microsoft.com/office/drawing/2016/5/13/chartex" xmlns:cx8="http://schemas.microsoft.com/office/drawing/2016/5/14/chartex" xmlns:mc="http://schemas.openxmlformats.org/markup-compatibility/2006" xmlns:aink="http://schemas.microsoft.com/office/drawing/2016/ink" xmlns:am3d="http://schemas.microsoft.com/office/drawing/2017/model3d" xmlns:o="urn:schemas-microsoft-com:office:office" xmlns:oel="http://schemas.microsoft.com/office/2019/extlst" xmlns:r="http://schemas.openxmlformats.org/officeDocument/2006/relationships" xmlns:m="http://schemas.openxmlformats.org/officeDocument/2006/math" xmlns:v="urn:schemas-microsoft-com:vml" xmlns:wp14="http://schemas.microsoft.com/office/word/2010/wordprocessingDrawing" xmlns:wp="http://schemas.openxmlformats.org/drawingml/2006/wordprocessingDrawing" xmlns:w10="urn:schemas-microsoft-com:office:word" xmlns:w="http://schemas.openxmlformats.org/wordprocessingml/2006/main" xmlns:w14="http://schemas.microsoft.com/office/word/2010/wordml" xmlns:w15="http://schemas.microsoft.com/office/word/2012/wordml" xmlns:w16cex="http://schemas.microsoft.com/office/word/2018/wordml/cex" xmlns:w16cid="http://schemas.microsoft.com/office/word/2016/wordml/cid" xmlns:w16="http://schemas.microsoft.com/office/word/2018/wordml" xmlns:w16du="http://schemas.microsoft.com/office/word/2023/wordml/word16du" xmlns:w16sdtdh="http://schemas.microsoft.com/office/word/2020/wordml/sdtdatahash" xmlns:w16sdtfl="http://schemas.microsoft.com/office/word/2024/wordml/sdtformatlock" xmlns:w16se="http://schemas.microsoft.com/office/word/2015/wordml/symex" xmlns:wpg="http://schemas.microsoft.com/office/word/2010/wordprocessingGroup" xmlns:wpi="http://schemas.microsoft.com/office/word/2010/wordprocessingInk" xmlns:wne="http://schemas.microsoft.com/office/word/2006/wordml" xmlns:wps="http://schemas.microsoft.com/office/word/2010/wordprocessingShape" mc:Ignorable="w14 w15 w16se w16cid w16 w16cex w16sdtdh w16sdtfl w16du wp14">
   <w:footnote w:type="separator" w:id="-1">
     <w:p>
       <w:pPr>
@@ -1583,7 +1714,7 @@
 </file>
 
 <file path=word/header1.xml><?xml version="1.0" encoding="utf-8"?>
-<w:hdr xmlns:wpc="http://schemas.microsoft.com/office/word/2010/wordprocessingCanvas" xmlns:cx="http://schemas.microsoft.com/office/drawing/2014/chartex" xmlns:cx1="http://schemas.microsoft.com/office/drawing/2015/9/8/chartex" xmlns:cx2="http://schemas.microsoft.com/office/drawing/2015/10/21/chartex" xmlns:cx3="http://schemas.microsoft.com/office/drawing/2016/5/9/chartex" xmlns:cx4="http://schemas.microsoft.com/office/drawing/2016/5/10/chartex" xmlns:cx5="http://schemas.microsoft.com/office/drawing/2016/5/11/chartex" xmlns:cx6="http://schemas.microsoft.com/office/drawing/2016/5/12/chartex" xmlns:cx7="http://schemas.microsoft.com/office/drawing/2016/5/13/chartex" xmlns:cx8="http://schemas.microsoft.com/office/drawing/2016/5/14/chartex" xmlns:mc="http://schemas.openxmlformats.org/markup-compatibility/2006" xmlns:aink="http://schemas.microsoft.com/office/drawing/2016/ink" xmlns:am3d="http://schemas.microsoft.com/office/drawing/2017/model3d" xmlns:o="urn:schemas-microsoft-com:office:office" xmlns:oel="http://schemas.microsoft.com/office/2019/extlst" xmlns:r="http://schemas.openxmlformats.org/officeDocument/2006/relationships" xmlns:m="http://schemas.openxmlformats.org/officeDocument/2006/math" xmlns:v="urn:schemas-microsoft-com:vml" xmlns:wp14="http://schemas.microsoft.com/office/word/2010/wordprocessingDrawing" xmlns:wp="http://schemas.openxmlformats.org/drawingml/2006/wordprocessingDrawing" xmlns:w10="urn:schemas-microsoft-com:office:word" xmlns:w="http://schemas.openxmlformats.org/wordprocessingml/2006/main" xmlns:w14="http://schemas.microsoft.com/office/word/2010/wordml" xmlns:w15="http://schemas.microsoft.com/office/word/2012/wordml" xmlns:w16cex="http://schemas.microsoft.com/office/word/2018/wordml/cex" xmlns:w16cid="http://schemas.microsoft.com/office/word/2016/wordml/cid" xmlns:w16="http://schemas.microsoft.com/office/word/2018/wordml" xmlns:w16du="http://schemas.microsoft.com/office/word/2023/wordml/word16du" xmlns:w16sdtdh="http://schemas.microsoft.com/office/word/2020/wordml/sdtdatahash" xmlns:w16se="http://schemas.microsoft.com/office/word/2015/wordml/symex" xmlns:wpg="http://schemas.microsoft.com/office/word/2010/wordprocessingGroup" xmlns:wpi="http://schemas.microsoft.com/office/word/2010/wordprocessingInk" xmlns:wne="http://schemas.microsoft.com/office/word/2006/wordml" xmlns:wps="http://schemas.microsoft.com/office/word/2010/wordprocessingShape" mc:Ignorable="w14 w15 w16se w16cid w16 w16cex w16sdtdh w16du wp14">
+<w:hdr xmlns:wpc="http://schemas.microsoft.com/office/word/2010/wordprocessingCanvas" xmlns:cx="http://schemas.microsoft.com/office/drawing/2014/chartex" xmlns:cx1="http://schemas.microsoft.com/office/drawing/2015/9/8/chartex" xmlns:cx2="http://schemas.microsoft.com/office/drawing/2015/10/21/chartex" xmlns:cx3="http://schemas.microsoft.com/office/drawing/2016/5/9/chartex" xmlns:cx4="http://schemas.microsoft.com/office/drawing/2016/5/10/chartex" xmlns:cx5="http://schemas.microsoft.com/office/drawing/2016/5/11/chartex" xmlns:cx6="http://schemas.microsoft.com/office/drawing/2016/5/12/chartex" xmlns:cx7="http://schemas.microsoft.com/office/drawing/2016/5/13/chartex" xmlns:cx8="http://schemas.microsoft.com/office/drawing/2016/5/14/chartex" xmlns:mc="http://schemas.openxmlformats.org/markup-compatibility/2006" xmlns:aink="http://schemas.microsoft.com/office/drawing/2016/ink" xmlns:am3d="http://schemas.microsoft.com/office/drawing/2017/model3d" xmlns:o="urn:schemas-microsoft-com:office:office" xmlns:oel="http://schemas.microsoft.com/office/2019/extlst" xmlns:r="http://schemas.openxmlformats.org/officeDocument/2006/relationships" xmlns:m="http://schemas.openxmlformats.org/officeDocument/2006/math" xmlns:v="urn:schemas-microsoft-com:vml" xmlns:wp14="http://schemas.microsoft.com/office/word/2010/wordprocessingDrawing" xmlns:wp="http://schemas.openxmlformats.org/drawingml/2006/wordprocessingDrawing" xmlns:w10="urn:schemas-microsoft-com:office:word" xmlns:w="http://schemas.openxmlformats.org/wordprocessingml/2006/main" xmlns:w14="http://schemas.microsoft.com/office/word/2010/wordml" xmlns:w15="http://schemas.microsoft.com/office/word/2012/wordml" xmlns:w16cex="http://schemas.microsoft.com/office/word/2018/wordml/cex" xmlns:w16cid="http://schemas.microsoft.com/office/word/2016/wordml/cid" xmlns:w16="http://schemas.microsoft.com/office/word/2018/wordml" xmlns:w16du="http://schemas.microsoft.com/office/word/2023/wordml/word16du" xmlns:w16sdtdh="http://schemas.microsoft.com/office/word/2020/wordml/sdtdatahash" xmlns:w16sdtfl="http://schemas.microsoft.com/office/word/2024/wordml/sdtformatlock" xmlns:w16se="http://schemas.microsoft.com/office/word/2015/wordml/symex" xmlns:wpg="http://schemas.microsoft.com/office/word/2010/wordprocessingGroup" xmlns:wpi="http://schemas.microsoft.com/office/word/2010/wordprocessingInk" xmlns:wne="http://schemas.microsoft.com/office/word/2006/wordml" xmlns:wps="http://schemas.microsoft.com/office/word/2010/wordprocessingShape" mc:Ignorable="w14 w15 w16se w16cid w16 w16cex w16sdtdh w16sdtfl w16du wp14">
   <w:p>
     <w:pPr>
       <w:pStyle w:val="Header"/>
@@ -1600,7 +1731,7 @@
 </file>
 
 <file path=word/numbering.xml><?xml version="1.0" encoding="utf-8"?>
-<w:numbering xmlns:wpc="http://schemas.microsoft.com/office/word/2010/wordprocessingCanvas" xmlns:cx="http://schemas.microsoft.com/office/drawing/2014/chartex" xmlns:cx1="http://schemas.microsoft.com/office/drawing/2015/9/8/chartex" xmlns:cx2="http://schemas.microsoft.com/office/drawing/2015/10/21/chartex" xmlns:cx3="http://schemas.microsoft.com/office/drawing/2016/5/9/chartex" xmlns:cx4="http://schemas.microsoft.com/office/drawing/2016/5/10/chartex" xmlns:cx5="http://schemas.microsoft.com/office/drawing/2016/5/11/chartex" xmlns:cx6="http://schemas.microsoft.com/office/drawing/2016/5/12/chartex" xmlns:cx7="http://schemas.microsoft.com/office/drawing/2016/5/13/chartex" xmlns:cx8="http://schemas.microsoft.com/office/drawing/2016/5/14/chartex" xmlns:mc="http://schemas.openxmlformats.org/markup-compatibility/2006" xmlns:aink="http://schemas.microsoft.com/office/drawing/2016/ink" xmlns:am3d="http://schemas.microsoft.com/office/drawing/2017/model3d" xmlns:o="urn:schemas-microsoft-com:office:office" xmlns:oel="http://schemas.microsoft.com/office/2019/extlst" xmlns:r="http://schemas.openxmlformats.org/officeDocument/2006/relationships" xmlns:m="http://schemas.openxmlformats.org/officeDocument/2006/math" xmlns:v="urn:schemas-microsoft-com:vml" xmlns:wp14="http://schemas.microsoft.com/office/word/2010/wordprocessingDrawing" xmlns:wp="http://schemas.openxmlformats.org/drawingml/2006/wordprocessingDrawing" xmlns:w10="urn:schemas-microsoft-com:office:word" xmlns:w="http://schemas.openxmlformats.org/wordprocessingml/2006/main" xmlns:w14="http://schemas.microsoft.com/office/word/2010/wordml" xmlns:w15="http://schemas.microsoft.com/office/word/2012/wordml" xmlns:w16cex="http://schemas.microsoft.com/office/word/2018/wordml/cex" xmlns:w16cid="http://schemas.microsoft.com/office/word/2016/wordml/cid" xmlns:w16="http://schemas.microsoft.com/office/word/2018/wordml" xmlns:w16du="http://schemas.microsoft.com/office/word/2023/wordml/word16du" xmlns:w16sdtdh="http://schemas.microsoft.com/office/word/2020/wordml/sdtdatahash" xmlns:w16se="http://schemas.microsoft.com/office/word/2015/wordml/symex" xmlns:wpg="http://schemas.microsoft.com/office/word/2010/wordprocessingGroup" xmlns:wpi="http://schemas.microsoft.com/office/word/2010/wordprocessingInk" xmlns:wne="http://schemas.microsoft.com/office/word/2006/wordml" xmlns:wps="http://schemas.microsoft.com/office/word/2010/wordprocessingShape" mc:Ignorable="w14 w15 w16se w16cid w16 w16cex w16sdtdh w16du wp14">
+<w:numbering xmlns:wpc="http://schemas.microsoft.com/office/word/2010/wordprocessingCanvas" xmlns:cx="http://schemas.microsoft.com/office/drawing/2014/chartex" xmlns:cx1="http://schemas.microsoft.com/office/drawing/2015/9/8/chartex" xmlns:cx2="http://schemas.microsoft.com/office/drawing/2015/10/21/chartex" xmlns:cx3="http://schemas.microsoft.com/office/drawing/2016/5/9/chartex" xmlns:cx4="http://schemas.microsoft.com/office/drawing/2016/5/10/chartex" xmlns:cx5="http://schemas.microsoft.com/office/drawing/2016/5/11/chartex" xmlns:cx6="http://schemas.microsoft.com/office/drawing/2016/5/12/chartex" xmlns:cx7="http://schemas.microsoft.com/office/drawing/2016/5/13/chartex" xmlns:cx8="http://schemas.microsoft.com/office/drawing/2016/5/14/chartex" xmlns:mc="http://schemas.openxmlformats.org/markup-compatibility/2006" xmlns:aink="http://schemas.microsoft.com/office/drawing/2016/ink" xmlns:am3d="http://schemas.microsoft.com/office/drawing/2017/model3d" xmlns:o="urn:schemas-microsoft-com:office:office" xmlns:oel="http://schemas.microsoft.com/office/2019/extlst" xmlns:r="http://schemas.openxmlformats.org/officeDocument/2006/relationships" xmlns:m="http://schemas.openxmlformats.org/officeDocument/2006/math" xmlns:v="urn:schemas-microsoft-com:vml" xmlns:wp14="http://schemas.microsoft.com/office/word/2010/wordprocessingDrawing" xmlns:wp="http://schemas.openxmlformats.org/drawingml/2006/wordprocessingDrawing" xmlns:w10="urn:schemas-microsoft-com:office:word" xmlns:w="http://schemas.openxmlformats.org/wordprocessingml/2006/main" xmlns:w14="http://schemas.microsoft.com/office/word/2010/wordml" xmlns:w15="http://schemas.microsoft.com/office/word/2012/wordml" xmlns:w16cex="http://schemas.microsoft.com/office/word/2018/wordml/cex" xmlns:w16cid="http://schemas.microsoft.com/office/word/2016/wordml/cid" xmlns:w16="http://schemas.microsoft.com/office/word/2018/wordml" xmlns:w16du="http://schemas.microsoft.com/office/word/2023/wordml/word16du" xmlns:w16sdtdh="http://schemas.microsoft.com/office/word/2020/wordml/sdtdatahash" xmlns:w16sdtfl="http://schemas.microsoft.com/office/word/2024/wordml/sdtformatlock" xmlns:w16se="http://schemas.microsoft.com/office/word/2015/wordml/symex" xmlns:wpg="http://schemas.microsoft.com/office/word/2010/wordprocessingGroup" xmlns:wpi="http://schemas.microsoft.com/office/word/2010/wordprocessingInk" xmlns:wne="http://schemas.microsoft.com/office/word/2006/wordml" xmlns:wps="http://schemas.microsoft.com/office/word/2010/wordprocessingShape" mc:Ignorable="w14 w15 w16se w16cid w16 w16cex w16sdtdh w16sdtfl w16du wp14">
   <w:abstractNum w:abstractNumId="0" w15:restartNumberingAfterBreak="0">
     <w:nsid w:val="04736EDC"/>
     <w:multiLevelType w:val="hybridMultilevel"/>
@@ -4420,7 +4551,7 @@
 </file>
 
 <file path=word/styles.xml><?xml version="1.0" encoding="utf-8"?>
-<w:styles xmlns:mc="http://schemas.openxmlformats.org/markup-compatibility/2006" xmlns:r="http://schemas.openxmlformats.org/officeDocument/2006/relationships" xmlns:w="http://schemas.openxmlformats.org/wordprocessingml/2006/main" xmlns:w14="http://schemas.microsoft.com/office/word/2010/wordml" xmlns:w15="http://schemas.microsoft.com/office/word/2012/wordml" xmlns:w16cex="http://schemas.microsoft.com/office/word/2018/wordml/cex" xmlns:w16cid="http://schemas.microsoft.com/office/word/2016/wordml/cid" xmlns:w16="http://schemas.microsoft.com/office/word/2018/wordml" xmlns:w16du="http://schemas.microsoft.com/office/word/2023/wordml/word16du" xmlns:w16sdtdh="http://schemas.microsoft.com/office/word/2020/wordml/sdtdatahash" xmlns:w16se="http://schemas.microsoft.com/office/word/2015/wordml/symex" mc:Ignorable="w14 w15 w16se w16cid w16 w16cex w16sdtdh w16du">
+<w:styles xmlns:mc="http://schemas.openxmlformats.org/markup-compatibility/2006" xmlns:r="http://schemas.openxmlformats.org/officeDocument/2006/relationships" xmlns:w="http://schemas.openxmlformats.org/wordprocessingml/2006/main" xmlns:w14="http://schemas.microsoft.com/office/word/2010/wordml" xmlns:w15="http://schemas.microsoft.com/office/word/2012/wordml" xmlns:w16cex="http://schemas.microsoft.com/office/word/2018/wordml/cex" xmlns:w16cid="http://schemas.microsoft.com/office/word/2016/wordml/cid" xmlns:w16="http://schemas.microsoft.com/office/word/2018/wordml" xmlns:w16du="http://schemas.microsoft.com/office/word/2023/wordml/word16du" xmlns:w16sdtdh="http://schemas.microsoft.com/office/word/2020/wordml/sdtdatahash" xmlns:w16sdtfl="http://schemas.microsoft.com/office/word/2024/wordml/sdtformatlock" xmlns:w16se="http://schemas.microsoft.com/office/word/2015/wordml/symex" mc:Ignorable="w14 w15 w16se w16cid w16 w16cex w16sdtdh w16sdtfl w16du">
   <w:docDefaults>
     <w:rPrDefault>
       <w:rPr>
@@ -4792,7 +4923,6 @@
   <w:style w:type="character" w:default="1" w:styleId="DefaultParagraphFont">
     <w:name w:val="Default Paragraph Font"/>
     <w:uiPriority w:val="1"/>
-    <w:semiHidden/>
     <w:unhideWhenUsed/>
   </w:style>
   <w:style w:type="table" w:default="1" w:styleId="TableNormal">

--- a/ashrafkhamis-resume.docx
+++ b/ashrafkhamis-resume.docx
@@ -322,10 +322,7 @@
               <w:t>dopt</w:t>
             </w:r>
             <w:r>
-              <w:t xml:space="preserve"> </w:t>
-            </w:r>
-            <w:r>
-              <w:t>AI-assiste</w:t>
+              <w:t xml:space="preserve"> AI-assiste</w:t>
             </w:r>
             <w:r>
               <w:t>d</w:t>
@@ -1234,16 +1231,55 @@
           </w:tcPr>
           <w:p>
             <w:r>
-              <w:t>VS Code</w:t>
+              <w:t>VS</w:t>
+            </w:r>
+            <w:r>
+              <w:t xml:space="preserve"> </w:t>
+            </w:r>
+            <w:r>
+              <w:t>C</w:t>
+            </w:r>
+            <w:r>
+              <w:t>ode</w:t>
             </w:r>
             <w:r>
               <w:t xml:space="preserve">, </w:t>
             </w:r>
             <w:r>
-              <w:t xml:space="preserve">Confluence, XMetaL, FrameMaker, Word, </w:t>
-            </w:r>
-            <w:r>
-              <w:t>Snagit</w:t>
+              <w:t>Jira, C</w:t>
+            </w:r>
+            <w:r>
+              <w:t xml:space="preserve">onfluence, </w:t>
+            </w:r>
+            <w:r>
+              <w:t xml:space="preserve">Figma, </w:t>
+            </w:r>
+            <w:r>
+              <w:t xml:space="preserve">XMetaL, </w:t>
+            </w:r>
+            <w:r>
+              <w:t>F</w:t>
+            </w:r>
+            <w:r>
+              <w:t xml:space="preserve">rameMaker, </w:t>
+            </w:r>
+            <w:r>
+              <w:t>W</w:t>
+            </w:r>
+            <w:r>
+              <w:t>ord</w:t>
+            </w:r>
+            <w:r>
+              <w:t>,</w:t>
+            </w:r>
+            <w:r>
+              <w:t xml:space="preserve"> </w:t>
+            </w:r>
+            <w:r>
+              <w:t>S</w:t>
+            </w:r>
+            <w:r>
+              <w:t>nagit</w:t>
             </w:r>
           </w:p>
         </w:tc>
@@ -1313,15 +1349,6 @@
             </w:r>
             <w:r>
               <w:t>)</w:t>
-            </w:r>
-            <w:r>
-              <w:t>,</w:t>
-            </w:r>
-            <w:r>
-              <w:t xml:space="preserve"> </w:t>
-            </w:r>
-            <w:r>
-              <w:t>Jira</w:t>
             </w:r>
           </w:p>
         </w:tc>
@@ -4923,6 +4950,7 @@
   <w:style w:type="character" w:default="1" w:styleId="DefaultParagraphFont">
     <w:name w:val="Default Paragraph Font"/>
     <w:uiPriority w:val="1"/>
+    <w:semiHidden/>
     <w:unhideWhenUsed/>
   </w:style>
   <w:style w:type="table" w:default="1" w:styleId="TableNormal">

--- a/ashrafkhamis-resume.docx
+++ b/ashrafkhamis-resume.docx
@@ -343,16 +343,16 @@
               <w:t xml:space="preserve">o </w:t>
             </w:r>
             <w:r>
-              <w:t>b</w:t>
-            </w:r>
-            <w:r>
-              <w:t>oost</w:t>
+              <w:t>m</w:t>
+            </w:r>
+            <w:r>
+              <w:t>aximize</w:t>
             </w:r>
             <w:r>
               <w:t xml:space="preserve"> </w:t>
             </w:r>
             <w:r>
-              <w:t>documentation</w:t>
+              <w:t>content</w:t>
             </w:r>
             <w:r>
               <w:t xml:space="preserve"> </w:t>
@@ -361,13 +361,22 @@
               <w:t>c</w:t>
             </w:r>
             <w:r>
-              <w:t xml:space="preserve">overage and </w:t>
-            </w:r>
-            <w:r>
-              <w:t>c</w:t>
-            </w:r>
-            <w:r>
-              <w:t>onsistency</w:t>
+              <w:t>overage</w:t>
+            </w:r>
+            <w:r>
+              <w:t xml:space="preserve">, </w:t>
+            </w:r>
+            <w:r>
+              <w:t>q</w:t>
+            </w:r>
+            <w:r>
+              <w:t>uality,</w:t>
+            </w:r>
+            <w:r>
+              <w:t xml:space="preserve"> and </w:t>
+            </w:r>
+            <w:r>
+              <w:t>speed</w:t>
             </w:r>
           </w:p>
           <w:p>

--- a/ashrafkhamis-resume.docx
+++ b/ashrafkhamis-resume.docx
@@ -328,7 +328,13 @@
               <w:t>d</w:t>
             </w:r>
             <w:r>
-              <w:t xml:space="preserve"> workflow</w:t>
+              <w:t xml:space="preserve"> </w:t>
+            </w:r>
+            <w:r>
+              <w:t xml:space="preserve">and agentic </w:t>
+            </w:r>
+            <w:r>
+              <w:t>workflow</w:t>
             </w:r>
             <w:r>
               <w:t>s</w:t>
@@ -364,19 +370,19 @@
               <w:t>overage</w:t>
             </w:r>
             <w:r>
-              <w:t xml:space="preserve">, </w:t>
+              <w:t xml:space="preserve"> and</w:t>
+            </w:r>
+            <w:r>
+              <w:t xml:space="preserve"> </w:t>
             </w:r>
             <w:r>
               <w:t>q</w:t>
             </w:r>
             <w:r>
-              <w:t>uality,</w:t>
-            </w:r>
-            <w:r>
-              <w:t xml:space="preserve"> and </w:t>
-            </w:r>
-            <w:r>
-              <w:t>speed</w:t>
+              <w:t>ualit</w:t>
+            </w:r>
+            <w:r>
+              <w:t>y</w:t>
             </w:r>
           </w:p>
           <w:p>

--- a/ashrafkhamis-resume.docx
+++ b/ashrafkhamis-resume.docx
@@ -364,25 +364,16 @@
               <w:t xml:space="preserve"> </w:t>
             </w:r>
             <w:r>
+              <w:t xml:space="preserve">quality and </w:t>
+            </w:r>
+            <w:r>
               <w:t>c</w:t>
             </w:r>
             <w:r>
-              <w:t>overage</w:t>
-            </w:r>
-            <w:r>
-              <w:t xml:space="preserve"> and</w:t>
-            </w:r>
-            <w:r>
-              <w:t xml:space="preserve"> </w:t>
-            </w:r>
-            <w:r>
-              <w:t>q</w:t>
-            </w:r>
-            <w:r>
-              <w:t>ualit</w:t>
-            </w:r>
-            <w:r>
-              <w:t>y</w:t>
+              <w:t>overag</w:t>
+            </w:r>
+            <w:r>
+              <w:t>e</w:t>
             </w:r>
           </w:p>
           <w:p>

--- a/ashrafkhamis-resume.docx
+++ b/ashrafkhamis-resume.docx
@@ -1,6 +1,6 @@
 
 <file path=word/document.xml><?xml version="1.0" encoding="utf-8"?>
-<w:document xmlns:wpc="http://schemas.microsoft.com/office/word/2010/wordprocessingCanvas" xmlns:cx="http://schemas.microsoft.com/office/drawing/2014/chartex" xmlns:cx1="http://schemas.microsoft.com/office/drawing/2015/9/8/chartex" xmlns:cx2="http://schemas.microsoft.com/office/drawing/2015/10/21/chartex" xmlns:cx3="http://schemas.microsoft.com/office/drawing/2016/5/9/chartex" xmlns:cx4="http://schemas.microsoft.com/office/drawing/2016/5/10/chartex" xmlns:cx5="http://schemas.microsoft.com/office/drawing/2016/5/11/chartex" xmlns:cx6="http://schemas.microsoft.com/office/drawing/2016/5/12/chartex" xmlns:cx7="http://schemas.microsoft.com/office/drawing/2016/5/13/chartex" xmlns:cx8="http://schemas.microsoft.com/office/drawing/2016/5/14/chartex" xmlns:mc="http://schemas.openxmlformats.org/markup-compatibility/2006" xmlns:aink="http://schemas.microsoft.com/office/drawing/2016/ink" xmlns:am3d="http://schemas.microsoft.com/office/drawing/2017/model3d" xmlns:o="urn:schemas-microsoft-com:office:office" xmlns:oel="http://schemas.microsoft.com/office/2019/extlst" xmlns:r="http://schemas.openxmlformats.org/officeDocument/2006/relationships" xmlns:m="http://schemas.openxmlformats.org/officeDocument/2006/math" xmlns:v="urn:schemas-microsoft-com:vml" xmlns:wp14="http://schemas.microsoft.com/office/word/2010/wordprocessingDrawing" xmlns:wp="http://schemas.openxmlformats.org/drawingml/2006/wordprocessingDrawing" xmlns:w10="urn:schemas-microsoft-com:office:word" xmlns:w="http://schemas.openxmlformats.org/wordprocessingml/2006/main" xmlns:w14="http://schemas.microsoft.com/office/word/2010/wordml" xmlns:w15="http://schemas.microsoft.com/office/word/2012/wordml" xmlns:w16cex="http://schemas.microsoft.com/office/word/2018/wordml/cex" xmlns:w16cid="http://schemas.microsoft.com/office/word/2016/wordml/cid" xmlns:w16="http://schemas.microsoft.com/office/word/2018/wordml" xmlns:w16du="http://schemas.microsoft.com/office/word/2023/wordml/word16du" xmlns:w16sdtdh="http://schemas.microsoft.com/office/word/2020/wordml/sdtdatahash" xmlns:w16sdtfl="http://schemas.microsoft.com/office/word/2024/wordml/sdtformatlock" xmlns:w16se="http://schemas.microsoft.com/office/word/2015/wordml/symex" xmlns:wpg="http://schemas.microsoft.com/office/word/2010/wordprocessingGroup" xmlns:wpi="http://schemas.microsoft.com/office/word/2010/wordprocessingInk" xmlns:wne="http://schemas.microsoft.com/office/word/2006/wordml" xmlns:wps="http://schemas.microsoft.com/office/word/2010/wordprocessingShape" mc:Ignorable="w14 w15 w16se w16cid w16 w16cex w16sdtdh w16sdtfl w16du wp14">
+<w:document xmlns:wpc="http://schemas.microsoft.com/office/word/2010/wordprocessingCanvas" xmlns:cx="http://schemas.microsoft.com/office/drawing/2014/chartex" xmlns:cx1="http://schemas.microsoft.com/office/drawing/2015/9/8/chartex" xmlns:cx2="http://schemas.microsoft.com/office/drawing/2015/10/21/chartex" xmlns:cx3="http://schemas.microsoft.com/office/drawing/2016/5/9/chartex" xmlns:cx4="http://schemas.microsoft.com/office/drawing/2016/5/10/chartex" xmlns:cx5="http://schemas.microsoft.com/office/drawing/2016/5/11/chartex" xmlns:cx6="http://schemas.microsoft.com/office/drawing/2016/5/12/chartex" xmlns:cx7="http://schemas.microsoft.com/office/drawing/2016/5/13/chartex" xmlns:cx8="http://schemas.microsoft.com/office/drawing/2016/5/14/chartex" xmlns:mc="http://schemas.openxmlformats.org/markup-compatibility/2006" xmlns:aink="http://schemas.microsoft.com/office/drawing/2016/ink" xmlns:am3d="http://schemas.microsoft.com/office/drawing/2017/model3d" xmlns:o="urn:schemas-microsoft-com:office:office" xmlns:oel="http://schemas.microsoft.com/office/2019/extlst" xmlns:r="http://schemas.openxmlformats.org/officeDocument/2006/relationships" xmlns:m="http://schemas.openxmlformats.org/officeDocument/2006/math" xmlns:v="urn:schemas-microsoft-com:vml" xmlns:wp14="http://schemas.microsoft.com/office/word/2010/wordprocessingDrawing" xmlns:wp="http://schemas.openxmlformats.org/drawingml/2006/wordprocessingDrawing" xmlns:w10="urn:schemas-microsoft-com:office:word" xmlns:w="http://schemas.openxmlformats.org/wordprocessingml/2006/main" xmlns:w14="http://schemas.microsoft.com/office/word/2010/wordml" xmlns:w15="http://schemas.microsoft.com/office/word/2012/wordml" xmlns:w16cei="http://schemas.microsoft.com/office/word/2026/wordml/cei" xmlns:w16cex="http://schemas.microsoft.com/office/word/2018/wordml/cex" xmlns:w16cid="http://schemas.microsoft.com/office/word/2016/wordml/cid" xmlns:w16="http://schemas.microsoft.com/office/word/2018/wordml" xmlns:w16du="http://schemas.microsoft.com/office/word/2023/wordml/word16du" xmlns:w16sdtdh="http://schemas.microsoft.com/office/word/2020/wordml/sdtdatahash" xmlns:w16sdtfl="http://schemas.microsoft.com/office/word/2024/wordml/sdtformatlock" xmlns:w16se="http://schemas.microsoft.com/office/word/2015/wordml/symex" xmlns:wpg="http://schemas.microsoft.com/office/word/2010/wordprocessingGroup" xmlns:wpi="http://schemas.microsoft.com/office/word/2010/wordprocessingInk" xmlns:wne="http://schemas.microsoft.com/office/word/2006/wordml" xmlns:wps="http://schemas.microsoft.com/office/word/2010/wordprocessingShape" mc:Ignorable="w14 w15 w16se w16cid w16 w16cex w16sdtdh w16sdtfl w16du wp14">
   <w:body>
     <w:p>
       <w:pPr>
@@ -34,7 +34,7 @@
       <w:tblGrid>
         <w:gridCol w:w="2582"/>
         <w:gridCol w:w="2355"/>
-        <w:gridCol w:w="1609"/>
+        <w:gridCol w:w="864"/>
         <w:gridCol w:w="1151"/>
       </w:tblGrid>
       <w:tr>
@@ -86,7 +86,7 @@
               <w:pStyle w:val="ContactDetails"/>
             </w:pPr>
             <w:r>
-              <w:t>Vienna, Austria</w:t>
+              <w:t>Austria</w:t>
             </w:r>
           </w:p>
         </w:tc>
@@ -1630,7 +1630,7 @@
 </file>
 
 <file path=word/endnotes.xml><?xml version="1.0" encoding="utf-8"?>
-<w:endnotes xmlns:wpc="http://schemas.microsoft.com/office/word/2010/wordprocessingCanvas" xmlns:cx="http://schemas.microsoft.com/office/drawing/2014/chartex" xmlns:cx1="http://schemas.microsoft.com/office/drawing/2015/9/8/chartex" xmlns:cx2="http://schemas.microsoft.com/office/drawing/2015/10/21/chartex" xmlns:cx3="http://schemas.microsoft.com/office/drawing/2016/5/9/chartex" xmlns:cx4="http://schemas.microsoft.com/office/drawing/2016/5/10/chartex" xmlns:cx5="http://schemas.microsoft.com/office/drawing/2016/5/11/chartex" xmlns:cx6="http://schemas.microsoft.com/office/drawing/2016/5/12/chartex" xmlns:cx7="http://schemas.microsoft.com/office/drawing/2016/5/13/chartex" xmlns:cx8="http://schemas.microsoft.com/office/drawing/2016/5/14/chartex" xmlns:mc="http://schemas.openxmlformats.org/markup-compatibility/2006" xmlns:aink="http://schemas.microsoft.com/office/drawing/2016/ink" xmlns:am3d="http://schemas.microsoft.com/office/drawing/2017/model3d" xmlns:o="urn:schemas-microsoft-com:office:office" xmlns:oel="http://schemas.microsoft.com/office/2019/extlst" xmlns:r="http://schemas.openxmlformats.org/officeDocument/2006/relationships" xmlns:m="http://schemas.openxmlformats.org/officeDocument/2006/math" xmlns:v="urn:schemas-microsoft-com:vml" xmlns:wp14="http://schemas.microsoft.com/office/word/2010/wordprocessingDrawing" xmlns:wp="http://schemas.openxmlformats.org/drawingml/2006/wordprocessingDrawing" xmlns:w10="urn:schemas-microsoft-com:office:word" xmlns:w="http://schemas.openxmlformats.org/wordprocessingml/2006/main" xmlns:w14="http://schemas.microsoft.com/office/word/2010/wordml" xmlns:w15="http://schemas.microsoft.com/office/word/2012/wordml" xmlns:w16cex="http://schemas.microsoft.com/office/word/2018/wordml/cex" xmlns:w16cid="http://schemas.microsoft.com/office/word/2016/wordml/cid" xmlns:w16="http://schemas.microsoft.com/office/word/2018/wordml" xmlns:w16du="http://schemas.microsoft.com/office/word/2023/wordml/word16du" xmlns:w16sdtdh="http://schemas.microsoft.com/office/word/2020/wordml/sdtdatahash" xmlns:w16sdtfl="http://schemas.microsoft.com/office/word/2024/wordml/sdtformatlock" xmlns:w16se="http://schemas.microsoft.com/office/word/2015/wordml/symex" xmlns:wpg="http://schemas.microsoft.com/office/word/2010/wordprocessingGroup" xmlns:wpi="http://schemas.microsoft.com/office/word/2010/wordprocessingInk" xmlns:wne="http://schemas.microsoft.com/office/word/2006/wordml" xmlns:wps="http://schemas.microsoft.com/office/word/2010/wordprocessingShape" mc:Ignorable="w14 w15 w16se w16cid w16 w16cex w16sdtdh w16sdtfl w16du wp14">
+<w:endnotes xmlns:wpc="http://schemas.microsoft.com/office/word/2010/wordprocessingCanvas" xmlns:cx="http://schemas.microsoft.com/office/drawing/2014/chartex" xmlns:cx1="http://schemas.microsoft.com/office/drawing/2015/9/8/chartex" xmlns:cx2="http://schemas.microsoft.com/office/drawing/2015/10/21/chartex" xmlns:cx3="http://schemas.microsoft.com/office/drawing/2016/5/9/chartex" xmlns:cx4="http://schemas.microsoft.com/office/drawing/2016/5/10/chartex" xmlns:cx5="http://schemas.microsoft.com/office/drawing/2016/5/11/chartex" xmlns:cx6="http://schemas.microsoft.com/office/drawing/2016/5/12/chartex" xmlns:cx7="http://schemas.microsoft.com/office/drawing/2016/5/13/chartex" xmlns:cx8="http://schemas.microsoft.com/office/drawing/2016/5/14/chartex" xmlns:mc="http://schemas.openxmlformats.org/markup-compatibility/2006" xmlns:aink="http://schemas.microsoft.com/office/drawing/2016/ink" xmlns:am3d="http://schemas.microsoft.com/office/drawing/2017/model3d" xmlns:o="urn:schemas-microsoft-com:office:office" xmlns:oel="http://schemas.microsoft.com/office/2019/extlst" xmlns:r="http://schemas.openxmlformats.org/officeDocument/2006/relationships" xmlns:m="http://schemas.openxmlformats.org/officeDocument/2006/math" xmlns:v="urn:schemas-microsoft-com:vml" xmlns:wp14="http://schemas.microsoft.com/office/word/2010/wordprocessingDrawing" xmlns:wp="http://schemas.openxmlformats.org/drawingml/2006/wordprocessingDrawing" xmlns:w10="urn:schemas-microsoft-com:office:word" xmlns:w="http://schemas.openxmlformats.org/wordprocessingml/2006/main" xmlns:w14="http://schemas.microsoft.com/office/word/2010/wordml" xmlns:w15="http://schemas.microsoft.com/office/word/2012/wordml" xmlns:w16cei="http://schemas.microsoft.com/office/word/2026/wordml/cei" xmlns:w16cex="http://schemas.microsoft.com/office/word/2018/wordml/cex" xmlns:w16cid="http://schemas.microsoft.com/office/word/2016/wordml/cid" xmlns:w16="http://schemas.microsoft.com/office/word/2018/wordml" xmlns:w16du="http://schemas.microsoft.com/office/word/2023/wordml/word16du" xmlns:w16sdtdh="http://schemas.microsoft.com/office/word/2020/wordml/sdtdatahash" xmlns:w16sdtfl="http://schemas.microsoft.com/office/word/2024/wordml/sdtformatlock" xmlns:w16se="http://schemas.microsoft.com/office/word/2015/wordml/symex" xmlns:wpg="http://schemas.microsoft.com/office/word/2010/wordprocessingGroup" xmlns:wpi="http://schemas.microsoft.com/office/word/2010/wordprocessingInk" xmlns:wne="http://schemas.microsoft.com/office/word/2006/wordml" xmlns:wps="http://schemas.microsoft.com/office/word/2010/wordprocessingShape" mc:Ignorable="w14 w15 w16se w16cid w16 w16cex w16sdtdh w16sdtfl w16du wp14">
   <w:endnote w:type="separator" w:id="-1">
     <w:p>
       <w:pPr>
@@ -1661,7 +1661,7 @@
 </file>
 
 <file path=word/footer1.xml><?xml version="1.0" encoding="utf-8"?>
-<w:ftr xmlns:wpc="http://schemas.microsoft.com/office/word/2010/wordprocessingCanvas" xmlns:cx="http://schemas.microsoft.com/office/drawing/2014/chartex" xmlns:cx1="http://schemas.microsoft.com/office/drawing/2015/9/8/chartex" xmlns:cx2="http://schemas.microsoft.com/office/drawing/2015/10/21/chartex" xmlns:cx3="http://schemas.microsoft.com/office/drawing/2016/5/9/chartex" xmlns:cx4="http://schemas.microsoft.com/office/drawing/2016/5/10/chartex" xmlns:cx5="http://schemas.microsoft.com/office/drawing/2016/5/11/chartex" xmlns:cx6="http://schemas.microsoft.com/office/drawing/2016/5/12/chartex" xmlns:cx7="http://schemas.microsoft.com/office/drawing/2016/5/13/chartex" xmlns:cx8="http://schemas.microsoft.com/office/drawing/2016/5/14/chartex" xmlns:mc="http://schemas.openxmlformats.org/markup-compatibility/2006" xmlns:aink="http://schemas.microsoft.com/office/drawing/2016/ink" xmlns:am3d="http://schemas.microsoft.com/office/drawing/2017/model3d" xmlns:o="urn:schemas-microsoft-com:office:office" xmlns:oel="http://schemas.microsoft.com/office/2019/extlst" xmlns:r="http://schemas.openxmlformats.org/officeDocument/2006/relationships" xmlns:m="http://schemas.openxmlformats.org/officeDocument/2006/math" xmlns:v="urn:schemas-microsoft-com:vml" xmlns:wp14="http://schemas.microsoft.com/office/word/2010/wordprocessingDrawing" xmlns:wp="http://schemas.openxmlformats.org/drawingml/2006/wordprocessingDrawing" xmlns:w10="urn:schemas-microsoft-com:office:word" xmlns:w="http://schemas.openxmlformats.org/wordprocessingml/2006/main" xmlns:w14="http://schemas.microsoft.com/office/word/2010/wordml" xmlns:w15="http://schemas.microsoft.com/office/word/2012/wordml" xmlns:w16cex="http://schemas.microsoft.com/office/word/2018/wordml/cex" xmlns:w16cid="http://schemas.microsoft.com/office/word/2016/wordml/cid" xmlns:w16="http://schemas.microsoft.com/office/word/2018/wordml" xmlns:w16du="http://schemas.microsoft.com/office/word/2023/wordml/word16du" xmlns:w16sdtdh="http://schemas.microsoft.com/office/word/2020/wordml/sdtdatahash" xmlns:w16sdtfl="http://schemas.microsoft.com/office/word/2024/wordml/sdtformatlock" xmlns:w16se="http://schemas.microsoft.com/office/word/2015/wordml/symex" xmlns:wpg="http://schemas.microsoft.com/office/word/2010/wordprocessingGroup" xmlns:wpi="http://schemas.microsoft.com/office/word/2010/wordprocessingInk" xmlns:wne="http://schemas.microsoft.com/office/word/2006/wordml" xmlns:wps="http://schemas.microsoft.com/office/word/2010/wordprocessingShape" mc:Ignorable="w14 w15 w16se w16cid w16 w16cex w16sdtdh w16sdtfl w16du wp14">
+<w:ftr xmlns:wpc="http://schemas.microsoft.com/office/word/2010/wordprocessingCanvas" xmlns:cx="http://schemas.microsoft.com/office/drawing/2014/chartex" xmlns:cx1="http://schemas.microsoft.com/office/drawing/2015/9/8/chartex" xmlns:cx2="http://schemas.microsoft.com/office/drawing/2015/10/21/chartex" xmlns:cx3="http://schemas.microsoft.com/office/drawing/2016/5/9/chartex" xmlns:cx4="http://schemas.microsoft.com/office/drawing/2016/5/10/chartex" xmlns:cx5="http://schemas.microsoft.com/office/drawing/2016/5/11/chartex" xmlns:cx6="http://schemas.microsoft.com/office/drawing/2016/5/12/chartex" xmlns:cx7="http://schemas.microsoft.com/office/drawing/2016/5/13/chartex" xmlns:cx8="http://schemas.microsoft.com/office/drawing/2016/5/14/chartex" xmlns:mc="http://schemas.openxmlformats.org/markup-compatibility/2006" xmlns:aink="http://schemas.microsoft.com/office/drawing/2016/ink" xmlns:am3d="http://schemas.microsoft.com/office/drawing/2017/model3d" xmlns:o="urn:schemas-microsoft-com:office:office" xmlns:oel="http://schemas.microsoft.com/office/2019/extlst" xmlns:r="http://schemas.openxmlformats.org/officeDocument/2006/relationships" xmlns:m="http://schemas.openxmlformats.org/officeDocument/2006/math" xmlns:v="urn:schemas-microsoft-com:vml" xmlns:wp14="http://schemas.microsoft.com/office/word/2010/wordprocessingDrawing" xmlns:wp="http://schemas.openxmlformats.org/drawingml/2006/wordprocessingDrawing" xmlns:w10="urn:schemas-microsoft-com:office:word" xmlns:w="http://schemas.openxmlformats.org/wordprocessingml/2006/main" xmlns:w14="http://schemas.microsoft.com/office/word/2010/wordml" xmlns:w15="http://schemas.microsoft.com/office/word/2012/wordml" xmlns:w16cei="http://schemas.microsoft.com/office/word/2026/wordml/cei" xmlns:w16cex="http://schemas.microsoft.com/office/word/2018/wordml/cex" xmlns:w16cid="http://schemas.microsoft.com/office/word/2016/wordml/cid" xmlns:w16="http://schemas.microsoft.com/office/word/2018/wordml" xmlns:w16du="http://schemas.microsoft.com/office/word/2023/wordml/word16du" xmlns:w16sdtdh="http://schemas.microsoft.com/office/word/2020/wordml/sdtdatahash" xmlns:w16sdtfl="http://schemas.microsoft.com/office/word/2024/wordml/sdtformatlock" xmlns:w16se="http://schemas.microsoft.com/office/word/2015/wordml/symex" xmlns:wpg="http://schemas.microsoft.com/office/word/2010/wordprocessingGroup" xmlns:wpi="http://schemas.microsoft.com/office/word/2010/wordprocessingInk" xmlns:wne="http://schemas.microsoft.com/office/word/2006/wordml" xmlns:wps="http://schemas.microsoft.com/office/word/2010/wordprocessingShape" mc:Ignorable="w14 w15 w16se w16cid w16 w16cex w16sdtdh w16sdtfl w16du wp14">
   <w:sdt>
     <w:sdtPr>
       <w:id w:val="-1643959267"/>
@@ -1716,7 +1716,7 @@
 </file>
 
 <file path=word/footnotes.xml><?xml version="1.0" encoding="utf-8"?>
-<w:footnotes xmlns:wpc="http://schemas.microsoft.com/office/word/2010/wordprocessingCanvas" xmlns:cx="http://schemas.microsoft.com/office/drawing/2014/chartex" xmlns:cx1="http://schemas.microsoft.com/office/drawing/2015/9/8/chartex" xmlns:cx2="http://schemas.microsoft.com/office/drawing/2015/10/21/chartex" xmlns:cx3="http://schemas.microsoft.com/office/drawing/2016/5/9/chartex" xmlns:cx4="http://schemas.microsoft.com/office/drawing/2016/5/10/chartex" xmlns:cx5="http://schemas.microsoft.com/office/drawing/2016/5/11/chartex" xmlns:cx6="http://schemas.microsoft.com/office/drawing/2016/5/12/chartex" xmlns:cx7="http://schemas.microsoft.com/office/drawing/2016/5/13/chartex" xmlns:cx8="http://schemas.microsoft.com/office/drawing/2016/5/14/chartex" xmlns:mc="http://schemas.openxmlformats.org/markup-compatibility/2006" xmlns:aink="http://schemas.microsoft.com/office/drawing/2016/ink" xmlns:am3d="http://schemas.microsoft.com/office/drawing/2017/model3d" xmlns:o="urn:schemas-microsoft-com:office:office" xmlns:oel="http://schemas.microsoft.com/office/2019/extlst" xmlns:r="http://schemas.openxmlformats.org/officeDocument/2006/relationships" xmlns:m="http://schemas.openxmlformats.org/officeDocument/2006/math" xmlns:v="urn:schemas-microsoft-com:vml" xmlns:wp14="http://schemas.microsoft.com/office/word/2010/wordprocessingDrawing" xmlns:wp="http://schemas.openxmlformats.org/drawingml/2006/wordprocessingDrawing" xmlns:w10="urn:schemas-microsoft-com:office:word" xmlns:w="http://schemas.openxmlformats.org/wordprocessingml/2006/main" xmlns:w14="http://schemas.microsoft.com/office/word/2010/wordml" xmlns:w15="http://schemas.microsoft.com/office/word/2012/wordml" xmlns:w16cex="http://schemas.microsoft.com/office/word/2018/wordml/cex" xmlns:w16cid="http://schemas.microsoft.com/office/word/2016/wordml/cid" xmlns:w16="http://schemas.microsoft.com/office/word/2018/wordml" xmlns:w16du="http://schemas.microsoft.com/office/word/2023/wordml/word16du" xmlns:w16sdtdh="http://schemas.microsoft.com/office/word/2020/wordml/sdtdatahash" xmlns:w16sdtfl="http://schemas.microsoft.com/office/word/2024/wordml/sdtformatlock" xmlns:w16se="http://schemas.microsoft.com/office/word/2015/wordml/symex" xmlns:wpg="http://schemas.microsoft.com/office/word/2010/wordprocessingGroup" xmlns:wpi="http://schemas.microsoft.com/office/word/2010/wordprocessingInk" xmlns:wne="http://schemas.microsoft.com/office/word/2006/wordml" xmlns:wps="http://schemas.microsoft.com/office/word/2010/wordprocessingShape" mc:Ignorable="w14 w15 w16se w16cid w16 w16cex w16sdtdh w16sdtfl w16du wp14">
+<w:footnotes xmlns:wpc="http://schemas.microsoft.com/office/word/2010/wordprocessingCanvas" xmlns:cx="http://schemas.microsoft.com/office/drawing/2014/chartex" xmlns:cx1="http://schemas.microsoft.com/office/drawing/2015/9/8/chartex" xmlns:cx2="http://schemas.microsoft.com/office/drawing/2015/10/21/chartex" xmlns:cx3="http://schemas.microsoft.com/office/drawing/2016/5/9/chartex" xmlns:cx4="http://schemas.microsoft.com/office/drawing/2016/5/10/chartex" xmlns:cx5="http://schemas.microsoft.com/office/drawing/2016/5/11/chartex" xmlns:cx6="http://schemas.microsoft.com/office/drawing/2016/5/12/chartex" xmlns:cx7="http://schemas.microsoft.com/office/drawing/2016/5/13/chartex" xmlns:cx8="http://schemas.microsoft.com/office/drawing/2016/5/14/chartex" xmlns:mc="http://schemas.openxmlformats.org/markup-compatibility/2006" xmlns:aink="http://schemas.microsoft.com/office/drawing/2016/ink" xmlns:am3d="http://schemas.microsoft.com/office/drawing/2017/model3d" xmlns:o="urn:schemas-microsoft-com:office:office" xmlns:oel="http://schemas.microsoft.com/office/2019/extlst" xmlns:r="http://schemas.openxmlformats.org/officeDocument/2006/relationships" xmlns:m="http://schemas.openxmlformats.org/officeDocument/2006/math" xmlns:v="urn:schemas-microsoft-com:vml" xmlns:wp14="http://schemas.microsoft.com/office/word/2010/wordprocessingDrawing" xmlns:wp="http://schemas.openxmlformats.org/drawingml/2006/wordprocessingDrawing" xmlns:w10="urn:schemas-microsoft-com:office:word" xmlns:w="http://schemas.openxmlformats.org/wordprocessingml/2006/main" xmlns:w14="http://schemas.microsoft.com/office/word/2010/wordml" xmlns:w15="http://schemas.microsoft.com/office/word/2012/wordml" xmlns:w16cei="http://schemas.microsoft.com/office/word/2026/wordml/cei" xmlns:w16cex="http://schemas.microsoft.com/office/word/2018/wordml/cex" xmlns:w16cid="http://schemas.microsoft.com/office/word/2016/wordml/cid" xmlns:w16="http://schemas.microsoft.com/office/word/2018/wordml" xmlns:w16du="http://schemas.microsoft.com/office/word/2023/wordml/word16du" xmlns:w16sdtdh="http://schemas.microsoft.com/office/word/2020/wordml/sdtdatahash" xmlns:w16sdtfl="http://schemas.microsoft.com/office/word/2024/wordml/sdtformatlock" xmlns:w16se="http://schemas.microsoft.com/office/word/2015/wordml/symex" xmlns:wpg="http://schemas.microsoft.com/office/word/2010/wordprocessingGroup" xmlns:wpi="http://schemas.microsoft.com/office/word/2010/wordprocessingInk" xmlns:wne="http://schemas.microsoft.com/office/word/2006/wordml" xmlns:wps="http://schemas.microsoft.com/office/word/2010/wordprocessingShape" mc:Ignorable="w14 w15 w16se w16cid w16 w16cex w16sdtdh w16sdtfl w16du wp14">
   <w:footnote w:type="separator" w:id="-1">
     <w:p>
       <w:pPr>
@@ -1747,7 +1747,7 @@
 </file>
 
 <file path=word/header1.xml><?xml version="1.0" encoding="utf-8"?>
-<w:hdr xmlns:wpc="http://schemas.microsoft.com/office/word/2010/wordprocessingCanvas" xmlns:cx="http://schemas.microsoft.com/office/drawing/2014/chartex" xmlns:cx1="http://schemas.microsoft.com/office/drawing/2015/9/8/chartex" xmlns:cx2="http://schemas.microsoft.com/office/drawing/2015/10/21/chartex" xmlns:cx3="http://schemas.microsoft.com/office/drawing/2016/5/9/chartex" xmlns:cx4="http://schemas.microsoft.com/office/drawing/2016/5/10/chartex" xmlns:cx5="http://schemas.microsoft.com/office/drawing/2016/5/11/chartex" xmlns:cx6="http://schemas.microsoft.com/office/drawing/2016/5/12/chartex" xmlns:cx7="http://schemas.microsoft.com/office/drawing/2016/5/13/chartex" xmlns:cx8="http://schemas.microsoft.com/office/drawing/2016/5/14/chartex" xmlns:mc="http://schemas.openxmlformats.org/markup-compatibility/2006" xmlns:aink="http://schemas.microsoft.com/office/drawing/2016/ink" xmlns:am3d="http://schemas.microsoft.com/office/drawing/2017/model3d" xmlns:o="urn:schemas-microsoft-com:office:office" xmlns:oel="http://schemas.microsoft.com/office/2019/extlst" xmlns:r="http://schemas.openxmlformats.org/officeDocument/2006/relationships" xmlns:m="http://schemas.openxmlformats.org/officeDocument/2006/math" xmlns:v="urn:schemas-microsoft-com:vml" xmlns:wp14="http://schemas.microsoft.com/office/word/2010/wordprocessingDrawing" xmlns:wp="http://schemas.openxmlformats.org/drawingml/2006/wordprocessingDrawing" xmlns:w10="urn:schemas-microsoft-com:office:word" xmlns:w="http://schemas.openxmlformats.org/wordprocessingml/2006/main" xmlns:w14="http://schemas.microsoft.com/office/word/2010/wordml" xmlns:w15="http://schemas.microsoft.com/office/word/2012/wordml" xmlns:w16cex="http://schemas.microsoft.com/office/word/2018/wordml/cex" xmlns:w16cid="http://schemas.microsoft.com/office/word/2016/wordml/cid" xmlns:w16="http://schemas.microsoft.com/office/word/2018/wordml" xmlns:w16du="http://schemas.microsoft.com/office/word/2023/wordml/word16du" xmlns:w16sdtdh="http://schemas.microsoft.com/office/word/2020/wordml/sdtdatahash" xmlns:w16sdtfl="http://schemas.microsoft.com/office/word/2024/wordml/sdtformatlock" xmlns:w16se="http://schemas.microsoft.com/office/word/2015/wordml/symex" xmlns:wpg="http://schemas.microsoft.com/office/word/2010/wordprocessingGroup" xmlns:wpi="http://schemas.microsoft.com/office/word/2010/wordprocessingInk" xmlns:wne="http://schemas.microsoft.com/office/word/2006/wordml" xmlns:wps="http://schemas.microsoft.com/office/word/2010/wordprocessingShape" mc:Ignorable="w14 w15 w16se w16cid w16 w16cex w16sdtdh w16sdtfl w16du wp14">
+<w:hdr xmlns:wpc="http://schemas.microsoft.com/office/word/2010/wordprocessingCanvas" xmlns:cx="http://schemas.microsoft.com/office/drawing/2014/chartex" xmlns:cx1="http://schemas.microsoft.com/office/drawing/2015/9/8/chartex" xmlns:cx2="http://schemas.microsoft.com/office/drawing/2015/10/21/chartex" xmlns:cx3="http://schemas.microsoft.com/office/drawing/2016/5/9/chartex" xmlns:cx4="http://schemas.microsoft.com/office/drawing/2016/5/10/chartex" xmlns:cx5="http://schemas.microsoft.com/office/drawing/2016/5/11/chartex" xmlns:cx6="http://schemas.microsoft.com/office/drawing/2016/5/12/chartex" xmlns:cx7="http://schemas.microsoft.com/office/drawing/2016/5/13/chartex" xmlns:cx8="http://schemas.microsoft.com/office/drawing/2016/5/14/chartex" xmlns:mc="http://schemas.openxmlformats.org/markup-compatibility/2006" xmlns:aink="http://schemas.microsoft.com/office/drawing/2016/ink" xmlns:am3d="http://schemas.microsoft.com/office/drawing/2017/model3d" xmlns:o="urn:schemas-microsoft-com:office:office" xmlns:oel="http://schemas.microsoft.com/office/2019/extlst" xmlns:r="http://schemas.openxmlformats.org/officeDocument/2006/relationships" xmlns:m="http://schemas.openxmlformats.org/officeDocument/2006/math" xmlns:v="urn:schemas-microsoft-com:vml" xmlns:wp14="http://schemas.microsoft.com/office/word/2010/wordprocessingDrawing" xmlns:wp="http://schemas.openxmlformats.org/drawingml/2006/wordprocessingDrawing" xmlns:w10="urn:schemas-microsoft-com:office:word" xmlns:w="http://schemas.openxmlformats.org/wordprocessingml/2006/main" xmlns:w14="http://schemas.microsoft.com/office/word/2010/wordml" xmlns:w15="http://schemas.microsoft.com/office/word/2012/wordml" xmlns:w16cei="http://schemas.microsoft.com/office/word/2026/wordml/cei" xmlns:w16cex="http://schemas.microsoft.com/office/word/2018/wordml/cex" xmlns:w16cid="http://schemas.microsoft.com/office/word/2016/wordml/cid" xmlns:w16="http://schemas.microsoft.com/office/word/2018/wordml" xmlns:w16du="http://schemas.microsoft.com/office/word/2023/wordml/word16du" xmlns:w16sdtdh="http://schemas.microsoft.com/office/word/2020/wordml/sdtdatahash" xmlns:w16sdtfl="http://schemas.microsoft.com/office/word/2024/wordml/sdtformatlock" xmlns:w16se="http://schemas.microsoft.com/office/word/2015/wordml/symex" xmlns:wpg="http://schemas.microsoft.com/office/word/2010/wordprocessingGroup" xmlns:wpi="http://schemas.microsoft.com/office/word/2010/wordprocessingInk" xmlns:wne="http://schemas.microsoft.com/office/word/2006/wordml" xmlns:wps="http://schemas.microsoft.com/office/word/2010/wordprocessingShape" mc:Ignorable="w14 w15 w16se w16cid w16 w16cex w16sdtdh w16sdtfl w16du wp14">
   <w:p>
     <w:pPr>
       <w:pStyle w:val="Header"/>
@@ -1764,7 +1764,7 @@
 </file>
 
 <file path=word/numbering.xml><?xml version="1.0" encoding="utf-8"?>
-<w:numbering xmlns:wpc="http://schemas.microsoft.com/office/word/2010/wordprocessingCanvas" xmlns:cx="http://schemas.microsoft.com/office/drawing/2014/chartex" xmlns:cx1="http://schemas.microsoft.com/office/drawing/2015/9/8/chartex" xmlns:cx2="http://schemas.microsoft.com/office/drawing/2015/10/21/chartex" xmlns:cx3="http://schemas.microsoft.com/office/drawing/2016/5/9/chartex" xmlns:cx4="http://schemas.microsoft.com/office/drawing/2016/5/10/chartex" xmlns:cx5="http://schemas.microsoft.com/office/drawing/2016/5/11/chartex" xmlns:cx6="http://schemas.microsoft.com/office/drawing/2016/5/12/chartex" xmlns:cx7="http://schemas.microsoft.com/office/drawing/2016/5/13/chartex" xmlns:cx8="http://schemas.microsoft.com/office/drawing/2016/5/14/chartex" xmlns:mc="http://schemas.openxmlformats.org/markup-compatibility/2006" xmlns:aink="http://schemas.microsoft.com/office/drawing/2016/ink" xmlns:am3d="http://schemas.microsoft.com/office/drawing/2017/model3d" xmlns:o="urn:schemas-microsoft-com:office:office" xmlns:oel="http://schemas.microsoft.com/office/2019/extlst" xmlns:r="http://schemas.openxmlformats.org/officeDocument/2006/relationships" xmlns:m="http://schemas.openxmlformats.org/officeDocument/2006/math" xmlns:v="urn:schemas-microsoft-com:vml" xmlns:wp14="http://schemas.microsoft.com/office/word/2010/wordprocessingDrawing" xmlns:wp="http://schemas.openxmlformats.org/drawingml/2006/wordprocessingDrawing" xmlns:w10="urn:schemas-microsoft-com:office:word" xmlns:w="http://schemas.openxmlformats.org/wordprocessingml/2006/main" xmlns:w14="http://schemas.microsoft.com/office/word/2010/wordml" xmlns:w15="http://schemas.microsoft.com/office/word/2012/wordml" xmlns:w16cex="http://schemas.microsoft.com/office/word/2018/wordml/cex" xmlns:w16cid="http://schemas.microsoft.com/office/word/2016/wordml/cid" xmlns:w16="http://schemas.microsoft.com/office/word/2018/wordml" xmlns:w16du="http://schemas.microsoft.com/office/word/2023/wordml/word16du" xmlns:w16sdtdh="http://schemas.microsoft.com/office/word/2020/wordml/sdtdatahash" xmlns:w16sdtfl="http://schemas.microsoft.com/office/word/2024/wordml/sdtformatlock" xmlns:w16se="http://schemas.microsoft.com/office/word/2015/wordml/symex" xmlns:wpg="http://schemas.microsoft.com/office/word/2010/wordprocessingGroup" xmlns:wpi="http://schemas.microsoft.com/office/word/2010/wordprocessingInk" xmlns:wne="http://schemas.microsoft.com/office/word/2006/wordml" xmlns:wps="http://schemas.microsoft.com/office/word/2010/wordprocessingShape" mc:Ignorable="w14 w15 w16se w16cid w16 w16cex w16sdtdh w16sdtfl w16du wp14">
+<w:numbering xmlns:wpc="http://schemas.microsoft.com/office/word/2010/wordprocessingCanvas" xmlns:cx="http://schemas.microsoft.com/office/drawing/2014/chartex" xmlns:cx1="http://schemas.microsoft.com/office/drawing/2015/9/8/chartex" xmlns:cx2="http://schemas.microsoft.com/office/drawing/2015/10/21/chartex" xmlns:cx3="http://schemas.microsoft.com/office/drawing/2016/5/9/chartex" xmlns:cx4="http://schemas.microsoft.com/office/drawing/2016/5/10/chartex" xmlns:cx5="http://schemas.microsoft.com/office/drawing/2016/5/11/chartex" xmlns:cx6="http://schemas.microsoft.com/office/drawing/2016/5/12/chartex" xmlns:cx7="http://schemas.microsoft.com/office/drawing/2016/5/13/chartex" xmlns:cx8="http://schemas.microsoft.com/office/drawing/2016/5/14/chartex" xmlns:mc="http://schemas.openxmlformats.org/markup-compatibility/2006" xmlns:aink="http://schemas.microsoft.com/office/drawing/2016/ink" xmlns:am3d="http://schemas.microsoft.com/office/drawing/2017/model3d" xmlns:o="urn:schemas-microsoft-com:office:office" xmlns:oel="http://schemas.microsoft.com/office/2019/extlst" xmlns:r="http://schemas.openxmlformats.org/officeDocument/2006/relationships" xmlns:m="http://schemas.openxmlformats.org/officeDocument/2006/math" xmlns:v="urn:schemas-microsoft-com:vml" xmlns:wp14="http://schemas.microsoft.com/office/word/2010/wordprocessingDrawing" xmlns:wp="http://schemas.openxmlformats.org/drawingml/2006/wordprocessingDrawing" xmlns:w10="urn:schemas-microsoft-com:office:word" xmlns:w="http://schemas.openxmlformats.org/wordprocessingml/2006/main" xmlns:w14="http://schemas.microsoft.com/office/word/2010/wordml" xmlns:w15="http://schemas.microsoft.com/office/word/2012/wordml" xmlns:w16cei="http://schemas.microsoft.com/office/word/2026/wordml/cei" xmlns:w16cex="http://schemas.microsoft.com/office/word/2018/wordml/cex" xmlns:w16cid="http://schemas.microsoft.com/office/word/2016/wordml/cid" xmlns:w16="http://schemas.microsoft.com/office/word/2018/wordml" xmlns:w16du="http://schemas.microsoft.com/office/word/2023/wordml/word16du" xmlns:w16sdtdh="http://schemas.microsoft.com/office/word/2020/wordml/sdtdatahash" xmlns:w16sdtfl="http://schemas.microsoft.com/office/word/2024/wordml/sdtformatlock" xmlns:w16se="http://schemas.microsoft.com/office/word/2015/wordml/symex" xmlns:wpg="http://schemas.microsoft.com/office/word/2010/wordprocessingGroup" xmlns:wpi="http://schemas.microsoft.com/office/word/2010/wordprocessingInk" xmlns:wne="http://schemas.microsoft.com/office/word/2006/wordml" xmlns:wps="http://schemas.microsoft.com/office/word/2010/wordprocessingShape" mc:Ignorable="w14 w15 w16se w16cid w16 w16cex w16sdtdh w16sdtfl w16du wp14">
   <w:abstractNum w:abstractNumId="0" w15:restartNumberingAfterBreak="0">
     <w:nsid w:val="04736EDC"/>
     <w:multiLevelType w:val="hybridMultilevel"/>
